--- a/index.docx
+++ b/index.docx
@@ -49,13 +49,13 @@
         </w:drawing>
       </w:r>
     </w:p>
-    <w:bookmarkStart w:id="37" w:name="petunjuk-teknis"/>
+    <w:bookmarkStart w:id="50" w:name="petunjuk-teknis-umum"/>
     <w:p>
       <w:pPr>
         <w:pStyle w:val="Heading1"/>
       </w:pPr>
       <w:r>
-        <w:t xml:space="preserve">PETUNJUK TEKNIS</w:t>
+        <w:t xml:space="preserve">PETUNJUK TEKNIS UMUM</w:t>
       </w:r>
     </w:p>
     <w:p>
@@ -94,46 +94,161 @@
         <w:t xml:space="preserve">Bank Indonesia</w:t>
       </w:r>
     </w:p>
-    <w:bookmarkStart w:id="35" w:name="responden"/>
+    <w:tbl>
+      <w:tblPr>
+        <w:tblStyle w:val="Table"/>
+        <w:tblLook w:firstRow="0" w:lastRow="0" w:firstColumn="0" w:lastColumn="0" w:noHBand="0" w:noVBand="0" w:val="0000"/>
+        <w:tblBorders>
+          <w:left w:val="single" w:sz="24" w:space="0" w:color="00A047"/>
+          <w:right w:val="single" w:sz="4" w:space="0" w:color="00A047"/>
+          <w:top w:val="single" w:sz="4" w:space="0" w:color="00A047"/>
+          <w:bottom w:val="single" w:sz="4" w:space="0" w:color="00A047"/>
+        </w:tblBorders>
+        <w:tblCellMar>
+          <w:left w:w="144" w:type="dxa"/>
+          <w:right w:w="144" w:type="dxa"/>
+        </w:tblCellMar>
+        <w:tblInd w:w="164" w:type="dxa"/>
+        <w:tblW w:type="pct" w:w="100%"/>
+      </w:tblPr>
+      <w:tr>
+        <w:trPr>
+          <w:cantSplit/>
+        </w:trPr>
+        <w:tc>
+          <w:tcPr>
+            <w:shd w:color="auto" w:fill="ccf1e3" w:val="clear"/>
+            <w:tcMar>
+              <w:top w:w="92" w:type="dxa"/>
+              <w:bottom w:w="92" w:type="dxa"/>
+            </w:tcMar>
+          </w:tcPr>
+          <w:p>
+            <w:pPr>
+              <w:pStyle w:val="BodyText"/>
+            </w:pPr>
+            <w:pPr>
+              <w:spacing w:before="0" w:after="0"/>
+              <w:textAlignment w:val="center"/>
+            </w:pPr>
+            <w:r>
+              <w:drawing>
+                <wp:inline>
+                  <wp:extent cx="152400" cy="152400"/>
+                  <wp:effectExtent b="0" l="0" r="0" t="0"/>
+                  <wp:docPr descr="" title="" id="24" name="Picture"/>
+                  <a:graphic>
+                    <a:graphicData uri="http://schemas.openxmlformats.org/drawingml/2006/picture">
+                      <pic:pic>
+                        <pic:nvPicPr>
+                          <pic:cNvPr descr="C:\Users\derik\AppData\Local\Programs\Quarto\share\formats\docx\tip.png" id="25" name="Picture"/>
+                          <pic:cNvPicPr>
+                            <a:picLocks noChangeArrowheads="1" noChangeAspect="1"/>
+                          </pic:cNvPicPr>
+                        </pic:nvPicPr>
+                        <pic:blipFill>
+                          <a:blip r:embed="rId23"/>
+                          <a:stretch>
+                            <a:fillRect/>
+                          </a:stretch>
+                        </pic:blipFill>
+                        <pic:spPr bwMode="auto">
+                          <a:xfrm>
+                            <a:off x="0" y="0"/>
+                            <a:ext cx="152400" cy="152400"/>
+                          </a:xfrm>
+                          <a:prstGeom prst="rect">
+                            <a:avLst/>
+                          </a:prstGeom>
+                          <a:noFill/>
+                          <a:ln w="9525">
+                            <a:noFill/>
+                            <a:headEnd/>
+                            <a:tailEnd/>
+                          </a:ln>
+                        </pic:spPr>
+                      </pic:pic>
+                    </a:graphicData>
+                  </a:graphic>
+                </wp:inline>
+              </w:drawing>
+            </w:r>
+            <w:r>
+              <w:t xml:space="preserve"> </w:t>
+            </w:r>
+            <w:r>
+              <w:t xml:space="preserve"> </w:t>
+            </w:r>
+            <w:r>
+              <w:t xml:space="preserve">Juknis Khusus untuk KPM dan Agen Bank</w:t>
+            </w:r>
+          </w:p>
+        </w:tc>
+      </w:tr>
+      <w:tr>
+        <w:trPr>
+          <w:cantSplit/>
+        </w:trPr>
+        <w:tc>
+          <w:tcPr>
+            <w:tcMar>
+              <w:top w:w="108" w:type="dxa"/>
+              <w:bottom w:w="108" w:type="dxa"/>
+            </w:tcMar>
+          </w:tcPr>
+          <w:p>
+            <w:pPr>
+              <w:pStyle w:val="BodyText"/>
+            </w:pPr>
+            <w:pPr>
+              <w:spacing w:before="16"/>
+            </w:pPr>
+            <w:r>
+              <w:t xml:space="preserve">Juknis Khusus untuk KPM dan Agen Bank dapat diakses pada link/tautan berikut:</w:t>
+            </w:r>
+          </w:p>
+          <w:p>
+            <w:pPr>
+              <w:numPr>
+                <w:ilvl w:val="0"/>
+                <w:numId w:val="1001"/>
+              </w:numPr>
+            </w:pPr>
+            <w:hyperlink r:id="rId26">
+              <w:r>
+                <w:rPr>
+                  <w:rStyle w:val="Hyperlink"/>
+                </w:rPr>
+                <w:t xml:space="preserve">Juknis Kuesioner KPM</w:t>
+              </w:r>
+            </w:hyperlink>
+          </w:p>
+          <w:p>
+            <w:pPr>
+              <w:numPr>
+                <w:ilvl w:val="0"/>
+                <w:numId w:val="1001"/>
+              </w:numPr>
+            </w:pPr>
+            <w:hyperlink r:id="rId27">
+              <w:r>
+                <w:rPr>
+                  <w:rStyle w:val="Hyperlink"/>
+                </w:rPr>
+                <w:t xml:space="preserve">Juknis Kuesioner Agen Bank</w:t>
+              </w:r>
+            </w:hyperlink>
+          </w:p>
+        </w:tc>
+      </w:tr>
+    </w:tbl>
+    <w:bookmarkStart w:id="40" w:name="responden"/>
     <w:p>
       <w:pPr>
         <w:pStyle w:val="Heading3"/>
       </w:pPr>
       <w:r>
         <w:t xml:space="preserve">RESPONDEN</w:t>
-      </w:r>
-    </w:p>
-    <w:p>
-      <w:pPr>
-        <w:numPr>
-          <w:ilvl w:val="0"/>
-          <w:numId w:val="1001"/>
-        </w:numPr>
-      </w:pPr>
-      <w:r>
-        <w:t xml:space="preserve">Responden dalam kegiatan monitoring ini dibagi menjadi dua jenis, yaitu responden Agen Bank dan responden KPM (Program Keluarga Harapan/PKH dan Program Sembako). Setiap jenis responden memiliki kuesioner masing-masing.</w:t>
-      </w:r>
-    </w:p>
-    <w:p>
-      <w:pPr>
-        <w:numPr>
-          <w:ilvl w:val="0"/>
-          <w:numId w:val="1001"/>
-        </w:numPr>
-      </w:pPr>
-      <w:r>
-        <w:t xml:space="preserve">Setiap responden yang diwawancara hanya dapat mewakili satu kelompok responden saja. Bagi KPM yang menerima PKH dan Program Sembako harus dipilih menjadi responden KPM PKH atau KPM Program Sembako saja.</w:t>
-      </w:r>
-    </w:p>
-    <w:p>
-      <w:pPr>
-        <w:numPr>
-          <w:ilvl w:val="0"/>
-          <w:numId w:val="1001"/>
-        </w:numPr>
-      </w:pPr>
-      <w:r>
-        <w:t xml:space="preserve">Berikut adalah kriteria dari masing-masing jenis responden:</w:t>
       </w:r>
     </w:p>
     <w:p>
@@ -141,6 +256,39 @@
         <w:numPr>
           <w:ilvl w:val="0"/>
           <w:numId w:val="1002"/>
+        </w:numPr>
+      </w:pPr>
+      <w:r>
+        <w:t xml:space="preserve">Responden dalam kegiatan monitoring ini dibagi menjadi dua jenis, yaitu responden Agen Bank dan responden KPM (Program Keluarga Harapan/PKH dan Program Sembako). Setiap jenis responden memiliki kuesioner masing-masing.</w:t>
+      </w:r>
+    </w:p>
+    <w:p>
+      <w:pPr>
+        <w:numPr>
+          <w:ilvl w:val="0"/>
+          <w:numId w:val="1002"/>
+        </w:numPr>
+      </w:pPr>
+      <w:r>
+        <w:t xml:space="preserve">Setiap responden yang diwawancara hanya dapat mewakili satu kelompok responden saja. Bagi KPM yang menerima PKH dan Program Sembako harus dipilih menjadi responden KPM PKH atau KPM Program Sembako saja.</w:t>
+      </w:r>
+    </w:p>
+    <w:p>
+      <w:pPr>
+        <w:numPr>
+          <w:ilvl w:val="0"/>
+          <w:numId w:val="1002"/>
+        </w:numPr>
+      </w:pPr>
+      <w:r>
+        <w:t xml:space="preserve">Berikut adalah kriteria dari masing-masing jenis responden:</w:t>
+      </w:r>
+    </w:p>
+    <w:p>
+      <w:pPr>
+        <w:numPr>
+          <w:ilvl w:val="0"/>
+          <w:numId w:val="1003"/>
         </w:numPr>
       </w:pPr>
       <w:r>
@@ -156,7 +304,7 @@
         <w:pStyle w:val="Compact"/>
         <w:numPr>
           <w:ilvl w:val="1"/>
-          <w:numId w:val="1003"/>
+          <w:numId w:val="1004"/>
         </w:numPr>
       </w:pPr>
       <w:r>
@@ -168,7 +316,7 @@
         <w:pStyle w:val="Compact"/>
         <w:numPr>
           <w:ilvl w:val="1"/>
-          <w:numId w:val="1003"/>
+          <w:numId w:val="1004"/>
         </w:numPr>
       </w:pPr>
       <w:r>
@@ -180,7 +328,7 @@
         <w:pStyle w:val="Compact"/>
         <w:numPr>
           <w:ilvl w:val="1"/>
-          <w:numId w:val="1003"/>
+          <w:numId w:val="1004"/>
         </w:numPr>
       </w:pPr>
       <w:r>
@@ -199,7 +347,7 @@
       <w:pPr>
         <w:numPr>
           <w:ilvl w:val="0"/>
-          <w:numId w:val="1004"/>
+          <w:numId w:val="1005"/>
         </w:numPr>
       </w:pPr>
       <w:r>
@@ -215,7 +363,7 @@
         <w:pStyle w:val="Compact"/>
         <w:numPr>
           <w:ilvl w:val="1"/>
-          <w:numId w:val="1005"/>
+          <w:numId w:val="1006"/>
         </w:numPr>
       </w:pPr>
       <w:r>
@@ -227,7 +375,7 @@
         <w:pStyle w:val="Compact"/>
         <w:numPr>
           <w:ilvl w:val="1"/>
-          <w:numId w:val="1005"/>
+          <w:numId w:val="1006"/>
         </w:numPr>
       </w:pPr>
       <w:r>
@@ -239,7 +387,7 @@
         <w:pStyle w:val="Compact"/>
         <w:numPr>
           <w:ilvl w:val="1"/>
-          <w:numId w:val="1005"/>
+          <w:numId w:val="1006"/>
         </w:numPr>
       </w:pPr>
       <w:r>
@@ -256,7 +404,7 @@
       <w:pPr>
         <w:numPr>
           <w:ilvl w:val="0"/>
-          <w:numId w:val="1006"/>
+          <w:numId w:val="1007"/>
         </w:numPr>
       </w:pPr>
       <w:r>
@@ -267,7 +415,7 @@
       <w:pPr>
         <w:numPr>
           <w:ilvl w:val="0"/>
-          <w:numId w:val="1006"/>
+          <w:numId w:val="1007"/>
         </w:numPr>
       </w:pPr>
       <w:r>
@@ -283,18 +431,18 @@
           <wp:inline>
             <wp:extent cx="5773646" cy="2417654"/>
             <wp:effectExtent b="0" l="0" r="0" t="0"/>
-            <wp:docPr descr="" title="" id="24" name="Picture"/>
+            <wp:docPr descr="" title="" id="29" name="Picture"/>
             <a:graphic>
               <a:graphicData uri="http://schemas.openxmlformats.org/drawingml/2006/picture">
                 <pic:pic>
                   <pic:nvPicPr>
-                    <pic:cNvPr descr="img/bagansample.png" id="25" name="Picture"/>
+                    <pic:cNvPr descr="img/bagansample.png" id="30" name="Picture"/>
                     <pic:cNvPicPr>
                       <a:picLocks noChangeArrowheads="1" noChangeAspect="1"/>
                     </pic:cNvPicPr>
                   </pic:nvPicPr>
                   <pic:blipFill>
-                    <a:blip r:embed="rId23"/>
+                    <a:blip r:embed="rId28"/>
                     <a:stretch>
                       <a:fillRect/>
                     </a:stretch>
@@ -325,7 +473,7 @@
       <w:pPr>
         <w:numPr>
           <w:ilvl w:val="0"/>
-          <w:numId w:val="1007"/>
+          <w:numId w:val="1008"/>
         </w:numPr>
       </w:pPr>
       <w:r>
@@ -336,7 +484,7 @@
       <w:pPr>
         <w:numPr>
           <w:ilvl w:val="0"/>
-          <w:numId w:val="1007"/>
+          <w:numId w:val="1008"/>
         </w:numPr>
       </w:pPr>
       <w:r>
@@ -364,18 +512,18 @@
           <wp:inline>
             <wp:extent cx="6400800" cy="2114801"/>
             <wp:effectExtent b="0" l="0" r="0" t="0"/>
-            <wp:docPr descr="" title="" id="27" name="Picture"/>
+            <wp:docPr descr="" title="" id="32" name="Picture"/>
             <a:graphic>
               <a:graphicData uri="http://schemas.openxmlformats.org/drawingml/2006/picture">
                 <pic:pic>
                   <pic:nvPicPr>
-                    <pic:cNvPr descr="img/sample1.png" id="28" name="Picture"/>
+                    <pic:cNvPr descr="img/sample1.png" id="33" name="Picture"/>
                     <pic:cNvPicPr>
                       <a:picLocks noChangeArrowheads="1" noChangeAspect="1"/>
                     </pic:cNvPicPr>
                   </pic:nvPicPr>
                   <pic:blipFill>
-                    <a:blip r:embed="rId26"/>
+                    <a:blip r:embed="rId31"/>
                     <a:stretch>
                       <a:fillRect/>
                     </a:stretch>
@@ -423,18 +571,18 @@
           <wp:inline>
             <wp:extent cx="6400800" cy="2844015"/>
             <wp:effectExtent b="0" l="0" r="0" t="0"/>
-            <wp:docPr descr="" title="" id="30" name="Picture"/>
+            <wp:docPr descr="" title="" id="35" name="Picture"/>
             <a:graphic>
               <a:graphicData uri="http://schemas.openxmlformats.org/drawingml/2006/picture">
                 <pic:pic>
                   <pic:nvPicPr>
-                    <pic:cNvPr descr="img/sample2.png" id="31" name="Picture"/>
+                    <pic:cNvPr descr="img/sample2.png" id="36" name="Picture"/>
                     <pic:cNvPicPr>
                       <a:picLocks noChangeArrowheads="1" noChangeAspect="1"/>
                     </pic:cNvPicPr>
                   </pic:nvPicPr>
                   <pic:blipFill>
-                    <a:blip r:embed="rId29"/>
+                    <a:blip r:embed="rId34"/>
                     <a:stretch>
                       <a:fillRect/>
                     </a:stretch>
@@ -482,18 +630,18 @@
           <wp:inline>
             <wp:extent cx="6400800" cy="3571717"/>
             <wp:effectExtent b="0" l="0" r="0" t="0"/>
-            <wp:docPr descr="" title="" id="33" name="Picture"/>
+            <wp:docPr descr="" title="" id="38" name="Picture"/>
             <a:graphic>
               <a:graphicData uri="http://schemas.openxmlformats.org/drawingml/2006/picture">
                 <pic:pic>
                   <pic:nvPicPr>
-                    <pic:cNvPr descr="img/sample3.png" id="34" name="Picture"/>
+                    <pic:cNvPr descr="img/sample3.png" id="39" name="Picture"/>
                     <pic:cNvPicPr>
                       <a:picLocks noChangeArrowheads="1" noChangeAspect="1"/>
                     </pic:cNvPicPr>
                   </pic:nvPicPr>
                   <pic:blipFill>
-                    <a:blip r:embed="rId32"/>
+                    <a:blip r:embed="rId37"/>
                     <a:stretch>
                       <a:fillRect/>
                     </a:stretch>
@@ -525,11 +673,11 @@
         <w:pStyle w:val="Compact"/>
         <w:numPr>
           <w:ilvl w:val="0"/>
-          <w:numId w:val="1008"/>
+          <w:numId w:val="1009"/>
         </w:numPr>
       </w:pPr>
       <w:r>
-        <w:t xml:space="preserve">Sebaran Responden KPM Menurut KPwDN</w:t>
+        <w:t xml:space="preserve">Minimum Jumlah Responden menurut KPwDN</w:t>
       </w:r>
     </w:p>
     <w:tbl>
@@ -542,9 +690,9 @@
       <w:tblGrid>
         <w:gridCol w:w="3782"/>
         <w:gridCol w:w="1063"/>
+        <w:gridCol w:w="591"/>
         <w:gridCol w:w="945"/>
         <w:gridCol w:w="827"/>
-        <w:gridCol w:w="591"/>
         <w:gridCol w:w="709"/>
       </w:tblGrid>
       <w:tr>
@@ -583,6 +731,18 @@
               <w:jc w:val="right"/>
             </w:pPr>
             <w:r>
+              <w:t xml:space="preserve">Agen</w:t>
+            </w:r>
+          </w:p>
+        </w:tc>
+        <w:tc>
+          <w:tcPr/>
+          <w:p>
+            <w:pPr>
+              <w:pStyle w:val="Compact"/>
+              <w:jc w:val="right"/>
+            </w:pPr>
+            <w:r>
               <w:t xml:space="preserve">KPM PKH</w:t>
             </w:r>
           </w:p>
@@ -596,18 +756,6 @@
             </w:pPr>
             <w:r>
               <w:t xml:space="preserve">KPM PS</w:t>
-            </w:r>
-          </w:p>
-        </w:tc>
-        <w:tc>
-          <w:tcPr/>
-          <w:p>
-            <w:pPr>
-              <w:pStyle w:val="Compact"/>
-              <w:jc w:val="right"/>
-            </w:pPr>
-            <w:r>
-              <w:t xml:space="preserve">Agen</w:t>
             </w:r>
           </w:p>
         </w:tc>
@@ -4029,21 +4177,21 @@
         </w:tc>
       </w:tr>
     </w:tbl>
-    <w:bookmarkEnd w:id="35"/>
-    <w:bookmarkStart w:id="36" w:name="kuesioner"/>
+    <w:bookmarkEnd w:id="40"/>
+    <w:bookmarkStart w:id="44" w:name="kuesioner-umum"/>
     <w:p>
       <w:pPr>
         <w:pStyle w:val="Heading3"/>
       </w:pPr>
       <w:r>
-        <w:t xml:space="preserve">KUESIONER</w:t>
+        <w:t xml:space="preserve">KUESIONER UMUM</w:t>
       </w:r>
     </w:p>
     <w:p>
       <w:pPr>
         <w:numPr>
           <w:ilvl w:val="0"/>
-          <w:numId w:val="1009"/>
+          <w:numId w:val="1010"/>
         </w:numPr>
       </w:pPr>
       <w:r>
@@ -4138,7 +4286,7 @@
       <w:pPr>
         <w:numPr>
           <w:ilvl w:val="0"/>
-          <w:numId w:val="1009"/>
+          <w:numId w:val="1010"/>
         </w:numPr>
       </w:pPr>
       <w:r>
@@ -4175,7 +4323,7 @@
       <w:pPr>
         <w:numPr>
           <w:ilvl w:val="0"/>
-          <w:numId w:val="1009"/>
+          <w:numId w:val="1010"/>
         </w:numPr>
       </w:pPr>
       <w:r>
@@ -4212,7 +4360,7 @@
       <w:pPr>
         <w:numPr>
           <w:ilvl w:val="0"/>
-          <w:numId w:val="1009"/>
+          <w:numId w:val="1010"/>
         </w:numPr>
       </w:pPr>
       <w:r>
@@ -4239,7 +4387,7 @@
       <w:pPr>
         <w:numPr>
           <w:ilvl w:val="0"/>
-          <w:numId w:val="1009"/>
+          <w:numId w:val="1010"/>
         </w:numPr>
       </w:pPr>
       <w:r>
@@ -4266,7 +4414,7 @@
       <w:pPr>
         <w:numPr>
           <w:ilvl w:val="0"/>
-          <w:numId w:val="1009"/>
+          <w:numId w:val="1010"/>
         </w:numPr>
       </w:pPr>
       <w:r>
@@ -4309,7 +4457,7 @@
       <w:pPr>
         <w:numPr>
           <w:ilvl w:val="0"/>
-          <w:numId w:val="1009"/>
+          <w:numId w:val="1010"/>
         </w:numPr>
       </w:pPr>
       <w:r>
@@ -4327,7 +4475,7 @@
       <w:pPr>
         <w:numPr>
           <w:ilvl w:val="0"/>
-          <w:numId w:val="1009"/>
+          <w:numId w:val="1010"/>
         </w:numPr>
       </w:pPr>
       <w:r>
@@ -4338,7 +4486,7 @@
       <w:pPr>
         <w:numPr>
           <w:ilvl w:val="0"/>
-          <w:numId w:val="1009"/>
+          <w:numId w:val="1010"/>
         </w:numPr>
       </w:pPr>
       <w:r>
@@ -4347,13 +4495,73 @@
     </w:p>
     <w:p>
       <w:pPr>
+        <w:pStyle w:val="FirstParagraph"/>
+      </w:pPr>
+      <w:r>
+        <w:drawing>
+          <wp:inline>
+            <wp:extent cx="6400800" cy="2350293"/>
+            <wp:effectExtent b="0" l="0" r="0" t="0"/>
+            <wp:docPr descr="" title="" id="42" name="Picture"/>
+            <a:graphic>
+              <a:graphicData uri="http://schemas.openxmlformats.org/drawingml/2006/picture">
+                <pic:pic>
+                  <pic:nvPicPr>
+                    <pic:cNvPr descr="img/ilustrasi.png" id="43" name="Picture"/>
+                    <pic:cNvPicPr>
+                      <a:picLocks noChangeArrowheads="1" noChangeAspect="1"/>
+                    </pic:cNvPicPr>
+                  </pic:nvPicPr>
+                  <pic:blipFill>
+                    <a:blip r:embed="rId41"/>
+                    <a:stretch>
+                      <a:fillRect/>
+                    </a:stretch>
+                  </pic:blipFill>
+                  <pic:spPr bwMode="auto">
+                    <a:xfrm>
+                      <a:off x="0" y="0"/>
+                      <a:ext cx="6400800" cy="2350293"/>
+                    </a:xfrm>
+                    <a:prstGeom prst="rect">
+                      <a:avLst/>
+                    </a:prstGeom>
+                    <a:noFill/>
+                    <a:ln w="9525">
+                      <a:noFill/>
+                      <a:headEnd/>
+                      <a:tailEnd/>
+                    </a:ln>
+                  </pic:spPr>
+                </pic:pic>
+              </a:graphicData>
+            </a:graphic>
+          </wp:inline>
+        </w:drawing>
+      </w:r>
+    </w:p>
+    <w:p>
+      <w:pPr>
+        <w:pStyle w:val="Compact"/>
         <w:numPr>
           <w:ilvl w:val="0"/>
-          <w:numId w:val="1009"/>
+          <w:numId w:val="1011"/>
         </w:numPr>
       </w:pPr>
       <w:r>
-        <w:t xml:space="preserve">Untuk mengisi pertanyaan pada kuesioner kertas, beri</w:t>
+        <w:t xml:space="preserve">Cara pengisian kuesioner kertas adalah sebagai berikut:</w:t>
+      </w:r>
+    </w:p>
+    <w:p>
+      <w:pPr>
+        <w:pStyle w:val="Compact"/>
+        <w:numPr>
+          <w:ilvl w:val="0"/>
+          <w:numId w:val="1012"/>
+        </w:numPr>
+      </w:pPr>
+      <w:r>
+        <w:t xml:space="preserve">Beri</w:t>
       </w:r>
       <w:r>
         <w:t xml:space="preserve"> </w:t>
@@ -4369,7 +4577,19 @@
         <w:t xml:space="preserve"> </w:t>
       </w:r>
       <w:r>
-        <w:t xml:space="preserve">pada lingkaran (◯) yang berada di samping kiri jawaban yang dipilih atau</w:t>
+        <w:t xml:space="preserve">pada lingkaran (◯) di samping kiri jawaban yang dipilih</w:t>
+      </w:r>
+    </w:p>
+    <w:p>
+      <w:pPr>
+        <w:pStyle w:val="Compact"/>
+        <w:numPr>
+          <w:ilvl w:val="0"/>
+          <w:numId w:val="1012"/>
+        </w:numPr>
+      </w:pPr>
+      <w:r>
+        <w:t xml:space="preserve">Isi dengan angka</w:t>
       </w:r>
       <w:r>
         <w:t xml:space="preserve"> </w:t>
@@ -4379,17 +4599,396 @@
           <w:b/>
           <w:bCs/>
         </w:rPr>
-        <w:t xml:space="preserve">isilah dengan angka</w:t>
+        <w:t xml:space="preserve">pada kotak (☐)</w:t>
       </w:r>
       <w:r>
         <w:t xml:space="preserve"> </w:t>
       </w:r>
       <w:r>
-        <w:t xml:space="preserve">pada kotak (☐) sesuai dengan petunjuk yang diberikan pada setiap pertanyaan. Apabila terdapat pertanyaan yang terbuka isilah jawaban pada kolom yang telah disediakan.</w:t>
+        <w:t xml:space="preserve">sesuai petunjuk pada pertanyaan</w:t>
       </w:r>
     </w:p>
-    <w:bookmarkEnd w:id="36"/>
-    <w:bookmarkEnd w:id="37"/>
+    <w:p>
+      <w:pPr>
+        <w:pStyle w:val="Compact"/>
+        <w:numPr>
+          <w:ilvl w:val="0"/>
+          <w:numId w:val="1012"/>
+        </w:numPr>
+      </w:pPr>
+      <w:r>
+        <w:t xml:space="preserve">Isi sesuai dengan jawaban untuk pertanyaan yang bersifat terbuka</w:t>
+      </w:r>
+    </w:p>
+    <w:p>
+      <w:pPr>
+        <w:pStyle w:val="Compact"/>
+        <w:numPr>
+          <w:ilvl w:val="0"/>
+          <w:numId w:val="1013"/>
+        </w:numPr>
+      </w:pPr>
+      <w:r>
+        <w:t xml:space="preserve">Jika kolom ketiga (ke-3) pada suatu pertanyaan kosong, dapat dijadikan sebagai catatan enumerator.</w:t>
+      </w:r>
+    </w:p>
+    <w:bookmarkEnd w:id="44"/>
+    <w:bookmarkStart w:id="49" w:name="kuesioner-online"/>
+    <w:p>
+      <w:pPr>
+        <w:pStyle w:val="Heading3"/>
+      </w:pPr>
+      <w:r>
+        <w:t xml:space="preserve">KUESIONER ONLINE</w:t>
+      </w:r>
+    </w:p>
+    <w:p>
+      <w:pPr>
+        <w:pStyle w:val="Compact"/>
+        <w:numPr>
+          <w:ilvl w:val="0"/>
+          <w:numId w:val="1014"/>
+        </w:numPr>
+      </w:pPr>
+      <w:r>
+        <w:t xml:space="preserve">Kuesioner online untuk masing-masing jenis responden dapat diakses dengan</w:t>
+      </w:r>
+      <w:r>
+        <w:t xml:space="preserve"> </w:t>
+      </w:r>
+      <w:r>
+        <w:t xml:space="preserve">menggunakan tautan/link berikut:</w:t>
+      </w:r>
+    </w:p>
+    <w:tbl>
+      <w:tblPr>
+        <w:tblStyle w:val="Table"/>
+        <w:tblLook w:firstRow="0" w:lastRow="0" w:firstColumn="0" w:lastColumn="0" w:noHBand="0" w:noVBand="0" w:val="0000"/>
+        <w:tblBorders>
+          <w:left w:val="single" w:sz="24" w:space="0" w:color="00A047"/>
+          <w:right w:val="single" w:sz="4" w:space="0" w:color="00A047"/>
+          <w:top w:val="single" w:sz="4" w:space="0" w:color="00A047"/>
+          <w:bottom w:val="single" w:sz="4" w:space="0" w:color="00A047"/>
+        </w:tblBorders>
+        <w:tblCellMar>
+          <w:left w:w="144" w:type="dxa"/>
+          <w:right w:w="144" w:type="dxa"/>
+        </w:tblCellMar>
+        <w:tblInd w:w="164" w:type="dxa"/>
+        <w:tblW w:type="pct" w:w="100%"/>
+      </w:tblPr>
+      <w:tr>
+        <w:trPr>
+          <w:cantSplit/>
+        </w:trPr>
+        <w:tc>
+          <w:tcPr>
+            <w:shd w:color="auto" w:fill="ccf1e3" w:val="clear"/>
+            <w:tcMar>
+              <w:top w:w="92" w:type="dxa"/>
+              <w:bottom w:w="92" w:type="dxa"/>
+            </w:tcMar>
+          </w:tcPr>
+          <w:p>
+            <w:pPr>
+              <w:pStyle w:val="FirstParagraph"/>
+            </w:pPr>
+            <w:pPr>
+              <w:spacing w:before="0" w:after="0"/>
+              <w:textAlignment w:val="center"/>
+            </w:pPr>
+            <w:r>
+              <w:drawing>
+                <wp:inline>
+                  <wp:extent cx="152400" cy="152400"/>
+                  <wp:effectExtent b="0" l="0" r="0" t="0"/>
+                  <wp:docPr descr="" title="" id="45" name="Picture"/>
+                  <a:graphic>
+                    <a:graphicData uri="http://schemas.openxmlformats.org/drawingml/2006/picture">
+                      <pic:pic>
+                        <pic:nvPicPr>
+                          <pic:cNvPr descr="C:\Users\derik\AppData\Local\Programs\Quarto\share\formats\docx\tip.png" id="46" name="Picture"/>
+                          <pic:cNvPicPr>
+                            <a:picLocks noChangeArrowheads="1" noChangeAspect="1"/>
+                          </pic:cNvPicPr>
+                        </pic:nvPicPr>
+                        <pic:blipFill>
+                          <a:blip r:embed="rId23"/>
+                          <a:stretch>
+                            <a:fillRect/>
+                          </a:stretch>
+                        </pic:blipFill>
+                        <pic:spPr bwMode="auto">
+                          <a:xfrm>
+                            <a:off x="0" y="0"/>
+                            <a:ext cx="152400" cy="152400"/>
+                          </a:xfrm>
+                          <a:prstGeom prst="rect">
+                            <a:avLst/>
+                          </a:prstGeom>
+                          <a:noFill/>
+                          <a:ln w="9525">
+                            <a:noFill/>
+                            <a:headEnd/>
+                            <a:tailEnd/>
+                          </a:ln>
+                        </pic:spPr>
+                      </pic:pic>
+                    </a:graphicData>
+                  </a:graphic>
+                </wp:inline>
+              </w:drawing>
+            </w:r>
+            <w:r>
+              <w:t xml:space="preserve"> </w:t>
+            </w:r>
+            <w:r>
+              <w:t xml:space="preserve"> </w:t>
+            </w:r>
+            <w:r>
+              <w:t xml:space="preserve">Link Kuesioner Online</w:t>
+            </w:r>
+          </w:p>
+        </w:tc>
+      </w:tr>
+      <w:tr>
+        <w:trPr>
+          <w:cantSplit/>
+        </w:trPr>
+        <w:tc>
+          <w:tcPr>
+            <w:tcMar>
+              <w:top w:w="108" w:type="dxa"/>
+              <w:bottom w:w="108" w:type="dxa"/>
+            </w:tcMar>
+          </w:tcPr>
+          <w:p>
+            <w:pPr>
+              <w:numPr>
+                <w:ilvl w:val="0"/>
+                <w:numId w:val="1015"/>
+              </w:numPr>
+            </w:pPr>
+            <w:r>
+              <w:t xml:space="preserve">Kuesioner KPM :</w:t>
+            </w:r>
+            <w:r>
+              <w:t xml:space="preserve"> </w:t>
+            </w:r>
+            <w:hyperlink r:id="rId47">
+              <w:r>
+                <w:rPr>
+                  <w:rStyle w:val="Hyperlink"/>
+                </w:rPr>
+                <w:t xml:space="preserve">bit.ly/kuesionerKPM2025</w:t>
+              </w:r>
+            </w:hyperlink>
+          </w:p>
+          <w:p>
+            <w:pPr>
+              <w:numPr>
+                <w:ilvl w:val="0"/>
+                <w:numId w:val="1015"/>
+              </w:numPr>
+            </w:pPr>
+            <w:r>
+              <w:t xml:space="preserve">Kuesioner Agen Bank :</w:t>
+            </w:r>
+            <w:r>
+              <w:t xml:space="preserve"> </w:t>
+            </w:r>
+            <w:hyperlink r:id="rId48">
+              <w:r>
+                <w:rPr>
+                  <w:rStyle w:val="Hyperlink"/>
+                </w:rPr>
+                <w:t xml:space="preserve">bit.ly/kuesionerAgenBank2025</w:t>
+              </w:r>
+            </w:hyperlink>
+          </w:p>
+        </w:tc>
+      </w:tr>
+    </w:tbl>
+    <w:p>
+      <w:pPr>
+        <w:numPr>
+          <w:ilvl w:val="0"/>
+          <w:numId w:val="1016"/>
+        </w:numPr>
+      </w:pPr>
+      <w:r>
+        <w:t xml:space="preserve">Kuesioner</w:t>
+      </w:r>
+      <w:r>
+        <w:t xml:space="preserve"> </w:t>
+      </w:r>
+      <w:r>
+        <w:rPr>
+          <w:i/>
+          <w:iCs/>
+        </w:rPr>
+        <w:t xml:space="preserve">online</w:t>
+      </w:r>
+      <w:r>
+        <w:t xml:space="preserve"> </w:t>
+      </w:r>
+      <w:r>
+        <w:t xml:space="preserve">dapat diakses dengan menggunakan HP/Smartphone atau</w:t>
+      </w:r>
+      <w:r>
+        <w:t xml:space="preserve"> </w:t>
+      </w:r>
+      <w:r>
+        <w:t xml:space="preserve">komputer/PC.</w:t>
+      </w:r>
+    </w:p>
+    <w:p>
+      <w:pPr>
+        <w:numPr>
+          <w:ilvl w:val="0"/>
+          <w:numId w:val="1016"/>
+        </w:numPr>
+      </w:pPr>
+      <w:r>
+        <w:t xml:space="preserve">Perbaikan jawaban dapat dilakukan dengan kembali ke pertanyaan yang ingin</w:t>
+      </w:r>
+      <w:r>
+        <w:t xml:space="preserve"> </w:t>
+      </w:r>
+      <w:r>
+        <w:t xml:space="preserve">dikoreksi, lalu isikan dengan jawaban yang benar.</w:t>
+      </w:r>
+    </w:p>
+    <w:p>
+      <w:pPr>
+        <w:numPr>
+          <w:ilvl w:val="0"/>
+          <w:numId w:val="1016"/>
+        </w:numPr>
+      </w:pPr>
+      <w:r>
+        <w:t xml:space="preserve">Pengisian kuesioner online tidak dapat dilakukan secara sebagian/parsial,</w:t>
+      </w:r>
+      <w:r>
+        <w:t xml:space="preserve"> </w:t>
+      </w:r>
+      <w:r>
+        <w:t xml:space="preserve">melainkan harus dalam satu sesi yang sama. Apabila terdapat error/hilang sinyal</w:t>
+      </w:r>
+      <w:r>
+        <w:t xml:space="preserve"> </w:t>
+      </w:r>
+      <w:r>
+        <w:t xml:space="preserve">pada saat mengisi kuesioner dan data belum di-submit, maka proses pengisian</w:t>
+      </w:r>
+      <w:r>
+        <w:t xml:space="preserve"> </w:t>
+      </w:r>
+      <w:r>
+        <w:t xml:space="preserve">harus dilakukan kembali karena data belum masuk ke dalam database.</w:t>
+      </w:r>
+    </w:p>
+    <w:p>
+      <w:pPr>
+        <w:numPr>
+          <w:ilvl w:val="0"/>
+          <w:numId w:val="1016"/>
+        </w:numPr>
+      </w:pPr>
+      <w:r>
+        <w:t xml:space="preserve">Pengisian kuesioner online diharapkan dilakukan dengan teliti dan tidak terburu-</w:t>
+      </w:r>
+      <w:r>
+        <w:t xml:space="preserve"> </w:t>
+      </w:r>
+      <w:r>
+        <w:t xml:space="preserve">buru, mengingat kesalahan pada pengisian dapat menyebabkan alur kuesioner</w:t>
+      </w:r>
+      <w:r>
+        <w:t xml:space="preserve"> </w:t>
+      </w:r>
+      <w:r>
+        <w:t xml:space="preserve">menjadi tidak sesuai.</w:t>
+      </w:r>
+    </w:p>
+    <w:p>
+      <w:pPr>
+        <w:numPr>
+          <w:ilvl w:val="0"/>
+          <w:numId w:val="1016"/>
+        </w:numPr>
+      </w:pPr>
+      <w:r>
+        <w:t xml:space="preserve">Jika pengisian telah dilakukan sampai nomor kuesioner terakhir, maka seluruh data</w:t>
+      </w:r>
+      <w:r>
+        <w:t xml:space="preserve"> </w:t>
+      </w:r>
+      <w:r>
+        <w:t xml:space="preserve">secara otomatis telah masuk ke dalam sistem. Untuk memastikan data telah</w:t>
+      </w:r>
+      <w:r>
+        <w:t xml:space="preserve"> </w:t>
+      </w:r>
+      <w:r>
+        <w:t xml:space="preserve">terkirim, klik tombol</w:t>
+      </w:r>
+      <w:r>
+        <w:t xml:space="preserve"> </w:t>
+      </w:r>
+      <w:r>
+        <w:t xml:space="preserve">“Submit”</w:t>
+      </w:r>
+      <w:r>
+        <w:t xml:space="preserve"> </w:t>
+      </w:r>
+      <w:r>
+        <w:t xml:space="preserve">pada bagian akhir. Apabila diperlukan sesi pengisian</w:t>
+      </w:r>
+      <w:r>
+        <w:t xml:space="preserve"> </w:t>
+      </w:r>
+      <w:r>
+        <w:t xml:space="preserve">baru, maka tautan/link kuesioner online dapat dibuka kembali.</w:t>
+      </w:r>
+    </w:p>
+    <w:p>
+      <w:pPr>
+        <w:numPr>
+          <w:ilvl w:val="0"/>
+          <w:numId w:val="1016"/>
+        </w:numPr>
+      </w:pPr>
+      <w:r>
+        <w:t xml:space="preserve">Apabila terdapat catatan tambahan terkait responden atau proses pengisian</w:t>
+      </w:r>
+      <w:r>
+        <w:t xml:space="preserve"> </w:t>
+      </w:r>
+      <w:r>
+        <w:t xml:space="preserve">kuesioner online, maka enumerator dapat menuliskan pada bagian</w:t>
+      </w:r>
+      <w:r>
+        <w:t xml:space="preserve"> </w:t>
+      </w:r>
+      <w:r>
+        <w:t xml:space="preserve">“Catatan”</w:t>
+      </w:r>
+      <w:r>
+        <w:t xml:space="preserve"> </w:t>
+      </w:r>
+      <w:r>
+        <w:t xml:space="preserve">di</w:t>
+      </w:r>
+      <w:r>
+        <w:t xml:space="preserve"> </w:t>
+      </w:r>
+      <w:r>
+        <w:t xml:space="preserve">akhir kuesioner.</w:t>
+      </w:r>
+    </w:p>
+    <w:bookmarkEnd w:id="49"/>
+    <w:bookmarkEnd w:id="50"/>
     <w:sectPr>
       <w:footerReference r:id="rId9" w:type="even"/>
       <w:footerReference r:id="rId10" w:type="default"/>
@@ -5132,6 +5731,109 @@
       </w:pPr>
     </w:lvl>
   </w:abstractNum>
+  <w:abstractNum w:abstractNumId="991">
+    <w:nsid w:val="0000A991"/>
+    <w:multiLevelType w:val="multilevel"/>
+    <w:lvl w:ilvl="0">
+      <w:numFmt w:val="bullet"/>
+      <w:lvlText w:val=""/>
+      <w:lvlJc w:val="left"/>
+      <w:pPr>
+        <w:ind w:left="720" w:hanging="360"/>
+      </w:pPr>
+      <w:rPr>
+        <w:rFonts w:ascii="Symbol" w:hAnsi="Symbol" w:cs="Symbol" w:hint="default"/>
+      </w:rPr>
+    </w:lvl>
+    <w:lvl w:ilvl="1">
+      <w:numFmt w:val="bullet"/>
+      <w:lvlText w:val="o"/>
+      <w:lvlJc w:val="left"/>
+      <w:pPr>
+        <w:ind w:left="1440" w:hanging="360"/>
+      </w:pPr>
+      <w:rPr>
+        <w:rFonts w:ascii="Courier New" w:hAnsi="Courier New" w:cs="Courier New" w:hint="default"/>
+      </w:rPr>
+    </w:lvl>
+    <w:lvl w:ilvl="2">
+      <w:numFmt w:val="bullet"/>
+      <w:lvlText w:val=""/>
+      <w:lvlJc w:val="left"/>
+      <w:pPr>
+        <w:ind w:left="2160" w:hanging="360"/>
+      </w:pPr>
+      <w:rPr>
+        <w:rFonts w:ascii="Wingdings" w:hAnsi="Wingdings" w:cs="Wingdings" w:hint="default"/>
+      </w:rPr>
+    </w:lvl>
+    <w:lvl w:ilvl="3">
+      <w:numFmt w:val="bullet"/>
+      <w:lvlText w:val=""/>
+      <w:lvlJc w:val="left"/>
+      <w:pPr>
+        <w:ind w:left="2880" w:hanging="360"/>
+      </w:pPr>
+      <w:rPr>
+        <w:rFonts w:ascii="Symbol" w:hAnsi="Symbol" w:cs="Symbol" w:hint="default"/>
+      </w:rPr>
+    </w:lvl>
+    <w:lvl w:ilvl="4">
+      <w:numFmt w:val="bullet"/>
+      <w:lvlText w:val="o"/>
+      <w:lvlJc w:val="left"/>
+      <w:pPr>
+        <w:ind w:left="3600" w:hanging="360"/>
+      </w:pPr>
+      <w:rPr>
+        <w:rFonts w:ascii="Courier New" w:hAnsi="Courier New" w:cs="Courier New" w:hint="default"/>
+      </w:rPr>
+    </w:lvl>
+    <w:lvl w:ilvl="5">
+      <w:numFmt w:val="bullet"/>
+      <w:lvlText w:val=""/>
+      <w:lvlJc w:val="left"/>
+      <w:pPr>
+        <w:ind w:left="4320" w:hanging="360"/>
+      </w:pPr>
+      <w:rPr>
+        <w:rFonts w:ascii="Wingdings" w:hAnsi="Wingdings" w:cs="Wingdings" w:hint="default"/>
+      </w:rPr>
+    </w:lvl>
+    <w:lvl w:ilvl="6">
+      <w:numFmt w:val="bullet"/>
+      <w:lvlText w:val=""/>
+      <w:lvlJc w:val="left"/>
+      <w:pPr>
+        <w:ind w:left="5040" w:hanging="360"/>
+      </w:pPr>
+      <w:rPr>
+        <w:rFonts w:ascii="Symbol" w:hAnsi="Symbol" w:cs="Symbol" w:hint="default"/>
+      </w:rPr>
+    </w:lvl>
+    <w:lvl w:ilvl="7">
+      <w:numFmt w:val="bullet"/>
+      <w:lvlText w:val="o"/>
+      <w:lvlJc w:val="left"/>
+      <w:pPr>
+        <w:ind w:left="5760" w:hanging="360"/>
+      </w:pPr>
+      <w:rPr>
+        <w:rFonts w:ascii="Courier New" w:hAnsi="Courier New" w:cs="Courier New" w:hint="default"/>
+      </w:rPr>
+    </w:lvl>
+    <w:lvl w:ilvl="8">
+      <w:numFmt w:val="bullet"/>
+      <w:lvlText w:val=""/>
+      <w:lvlJc w:val="left"/>
+      <w:pPr>
+        <w:ind w:left="6480" w:hanging="360"/>
+      </w:pPr>
+      <w:rPr>
+        <w:rFonts w:ascii="Wingdings" w:hAnsi="Wingdings" w:cs="Wingdings" w:hint="default"/>
+      </w:rPr>
+    </w:lvl>
+  </w:abstractNum>
   <w:abstractNum w:abstractNumId="99411">
     <w:nsid w:val="00A99411"/>
     <w:multiLevelType w:val="multilevel"/>
@@ -5302,109 +6004,6 @@
       </w:pPr>
     </w:lvl>
   </w:abstractNum>
-  <w:abstractNum w:abstractNumId="991">
-    <w:nsid w:val="0000A991"/>
-    <w:multiLevelType w:val="multilevel"/>
-    <w:lvl w:ilvl="0">
-      <w:numFmt w:val="bullet"/>
-      <w:lvlText w:val=""/>
-      <w:lvlJc w:val="left"/>
-      <w:pPr>
-        <w:ind w:left="720" w:hanging="360"/>
-      </w:pPr>
-      <w:rPr>
-        <w:rFonts w:ascii="Symbol" w:hAnsi="Symbol" w:cs="Symbol" w:hint="default"/>
-      </w:rPr>
-    </w:lvl>
-    <w:lvl w:ilvl="1">
-      <w:numFmt w:val="bullet"/>
-      <w:lvlText w:val="o"/>
-      <w:lvlJc w:val="left"/>
-      <w:pPr>
-        <w:ind w:left="1440" w:hanging="360"/>
-      </w:pPr>
-      <w:rPr>
-        <w:rFonts w:ascii="Courier New" w:hAnsi="Courier New" w:cs="Courier New" w:hint="default"/>
-      </w:rPr>
-    </w:lvl>
-    <w:lvl w:ilvl="2">
-      <w:numFmt w:val="bullet"/>
-      <w:lvlText w:val=""/>
-      <w:lvlJc w:val="left"/>
-      <w:pPr>
-        <w:ind w:left="2160" w:hanging="360"/>
-      </w:pPr>
-      <w:rPr>
-        <w:rFonts w:ascii="Wingdings" w:hAnsi="Wingdings" w:cs="Wingdings" w:hint="default"/>
-      </w:rPr>
-    </w:lvl>
-    <w:lvl w:ilvl="3">
-      <w:numFmt w:val="bullet"/>
-      <w:lvlText w:val=""/>
-      <w:lvlJc w:val="left"/>
-      <w:pPr>
-        <w:ind w:left="2880" w:hanging="360"/>
-      </w:pPr>
-      <w:rPr>
-        <w:rFonts w:ascii="Symbol" w:hAnsi="Symbol" w:cs="Symbol" w:hint="default"/>
-      </w:rPr>
-    </w:lvl>
-    <w:lvl w:ilvl="4">
-      <w:numFmt w:val="bullet"/>
-      <w:lvlText w:val="o"/>
-      <w:lvlJc w:val="left"/>
-      <w:pPr>
-        <w:ind w:left="3600" w:hanging="360"/>
-      </w:pPr>
-      <w:rPr>
-        <w:rFonts w:ascii="Courier New" w:hAnsi="Courier New" w:cs="Courier New" w:hint="default"/>
-      </w:rPr>
-    </w:lvl>
-    <w:lvl w:ilvl="5">
-      <w:numFmt w:val="bullet"/>
-      <w:lvlText w:val=""/>
-      <w:lvlJc w:val="left"/>
-      <w:pPr>
-        <w:ind w:left="4320" w:hanging="360"/>
-      </w:pPr>
-      <w:rPr>
-        <w:rFonts w:ascii="Wingdings" w:hAnsi="Wingdings" w:cs="Wingdings" w:hint="default"/>
-      </w:rPr>
-    </w:lvl>
-    <w:lvl w:ilvl="6">
-      <w:numFmt w:val="bullet"/>
-      <w:lvlText w:val=""/>
-      <w:lvlJc w:val="left"/>
-      <w:pPr>
-        <w:ind w:left="5040" w:hanging="360"/>
-      </w:pPr>
-      <w:rPr>
-        <w:rFonts w:ascii="Symbol" w:hAnsi="Symbol" w:cs="Symbol" w:hint="default"/>
-      </w:rPr>
-    </w:lvl>
-    <w:lvl w:ilvl="7">
-      <w:numFmt w:val="bullet"/>
-      <w:lvlText w:val="o"/>
-      <w:lvlJc w:val="left"/>
-      <w:pPr>
-        <w:ind w:left="5760" w:hanging="360"/>
-      </w:pPr>
-      <w:rPr>
-        <w:rFonts w:ascii="Courier New" w:hAnsi="Courier New" w:cs="Courier New" w:hint="default"/>
-      </w:rPr>
-    </w:lvl>
-    <w:lvl w:ilvl="8">
-      <w:numFmt w:val="bullet"/>
-      <w:lvlText w:val=""/>
-      <w:lvlJc w:val="left"/>
-      <w:pPr>
-        <w:ind w:left="6480" w:hanging="360"/>
-      </w:pPr>
-      <w:rPr>
-        <w:rFonts w:ascii="Wingdings" w:hAnsi="Wingdings" w:cs="Wingdings" w:hint="default"/>
-      </w:rPr>
-    </w:lvl>
-  </w:abstractNum>
   <w:abstractNum w:abstractNumId="99722">
     <w:nsid w:val="00A99722"/>
     <w:multiLevelType w:val="multilevel"/>
@@ -5660,6 +6259,346 @@
       </w:pPr>
     </w:lvl>
   </w:abstractNum>
+  <w:abstractNum w:abstractNumId="994110">
+    <w:nsid w:val="0A994110"/>
+    <w:multiLevelType w:val="multilevel"/>
+    <w:lvl w:ilvl="0">
+      <w:start w:val="10"/>
+      <w:numFmt w:val="decimal"/>
+      <w:lvlText w:val="%1."/>
+      <w:lvlJc w:val="left"/>
+      <w:pPr>
+        <w:ind w:left="720" w:hanging="360"/>
+      </w:pPr>
+    </w:lvl>
+    <w:lvl w:ilvl="1">
+      <w:start w:val="10"/>
+      <w:numFmt w:val="decimal"/>
+      <w:lvlText w:val="%2."/>
+      <w:lvlJc w:val="left"/>
+      <w:pPr>
+        <w:ind w:left="1440" w:hanging="360"/>
+      </w:pPr>
+    </w:lvl>
+    <w:lvl w:ilvl="2">
+      <w:start w:val="10"/>
+      <w:numFmt w:val="decimal"/>
+      <w:lvlText w:val="%3."/>
+      <w:lvlJc w:val="left"/>
+      <w:pPr>
+        <w:ind w:left="2160" w:hanging="360"/>
+      </w:pPr>
+    </w:lvl>
+    <w:lvl w:ilvl="3">
+      <w:start w:val="10"/>
+      <w:numFmt w:val="decimal"/>
+      <w:lvlText w:val="%4."/>
+      <w:lvlJc w:val="left"/>
+      <w:pPr>
+        <w:ind w:left="2880" w:hanging="360"/>
+      </w:pPr>
+    </w:lvl>
+    <w:lvl w:ilvl="4">
+      <w:start w:val="10"/>
+      <w:numFmt w:val="decimal"/>
+      <w:lvlText w:val="%5."/>
+      <w:lvlJc w:val="left"/>
+      <w:pPr>
+        <w:ind w:left="3600" w:hanging="360"/>
+      </w:pPr>
+    </w:lvl>
+    <w:lvl w:ilvl="5">
+      <w:start w:val="10"/>
+      <w:numFmt w:val="decimal"/>
+      <w:lvlText w:val="%6."/>
+      <w:lvlJc w:val="left"/>
+      <w:pPr>
+        <w:ind w:left="4320" w:hanging="360"/>
+      </w:pPr>
+    </w:lvl>
+    <w:lvl w:ilvl="6">
+      <w:start w:val="10"/>
+      <w:numFmt w:val="decimal"/>
+      <w:lvlText w:val="%7."/>
+      <w:lvlJc w:val="left"/>
+      <w:pPr>
+        <w:ind w:left="5040" w:hanging="360"/>
+      </w:pPr>
+    </w:lvl>
+    <w:lvl w:ilvl="7">
+      <w:start w:val="10"/>
+      <w:numFmt w:val="decimal"/>
+      <w:lvlText w:val="%8."/>
+      <w:lvlJc w:val="left"/>
+      <w:pPr>
+        <w:ind w:left="5760" w:hanging="360"/>
+      </w:pPr>
+    </w:lvl>
+    <w:lvl w:ilvl="8">
+      <w:start w:val="10"/>
+      <w:numFmt w:val="decimal"/>
+      <w:lvlText w:val="%9."/>
+      <w:lvlJc w:val="left"/>
+      <w:pPr>
+        <w:ind w:left="6480" w:hanging="360"/>
+      </w:pPr>
+    </w:lvl>
+  </w:abstractNum>
+  <w:abstractNum w:abstractNumId="99711">
+    <w:nsid w:val="00A99711"/>
+    <w:multiLevelType w:val="multilevel"/>
+    <w:lvl w:ilvl="0">
+      <w:start w:val="1"/>
+      <w:numFmt w:val="lowerLetter"/>
+      <w:lvlText w:val="%1."/>
+      <w:lvlJc w:val="left"/>
+      <w:pPr>
+        <w:ind w:left="720" w:hanging="360"/>
+      </w:pPr>
+    </w:lvl>
+    <w:lvl w:ilvl="1">
+      <w:start w:val="1"/>
+      <w:numFmt w:val="lowerLetter"/>
+      <w:lvlText w:val="%2."/>
+      <w:lvlJc w:val="left"/>
+      <w:pPr>
+        <w:ind w:left="1440" w:hanging="360"/>
+      </w:pPr>
+    </w:lvl>
+    <w:lvl w:ilvl="2">
+      <w:start w:val="1"/>
+      <w:numFmt w:val="lowerLetter"/>
+      <w:lvlText w:val="%3."/>
+      <w:lvlJc w:val="left"/>
+      <w:pPr>
+        <w:ind w:left="2160" w:hanging="360"/>
+      </w:pPr>
+    </w:lvl>
+    <w:lvl w:ilvl="3">
+      <w:start w:val="1"/>
+      <w:numFmt w:val="lowerLetter"/>
+      <w:lvlText w:val="%4."/>
+      <w:lvlJc w:val="left"/>
+      <w:pPr>
+        <w:ind w:left="2880" w:hanging="360"/>
+      </w:pPr>
+    </w:lvl>
+    <w:lvl w:ilvl="4">
+      <w:start w:val="1"/>
+      <w:numFmt w:val="lowerLetter"/>
+      <w:lvlText w:val="%5."/>
+      <w:lvlJc w:val="left"/>
+      <w:pPr>
+        <w:ind w:left="3600" w:hanging="360"/>
+      </w:pPr>
+    </w:lvl>
+    <w:lvl w:ilvl="5">
+      <w:start w:val="1"/>
+      <w:numFmt w:val="lowerLetter"/>
+      <w:lvlText w:val="%6."/>
+      <w:lvlJc w:val="left"/>
+      <w:pPr>
+        <w:ind w:left="4320" w:hanging="360"/>
+      </w:pPr>
+    </w:lvl>
+    <w:lvl w:ilvl="6">
+      <w:start w:val="1"/>
+      <w:numFmt w:val="lowerLetter"/>
+      <w:lvlText w:val="%7."/>
+      <w:lvlJc w:val="left"/>
+      <w:pPr>
+        <w:ind w:left="5040" w:hanging="360"/>
+      </w:pPr>
+    </w:lvl>
+    <w:lvl w:ilvl="7">
+      <w:start w:val="1"/>
+      <w:numFmt w:val="lowerLetter"/>
+      <w:lvlText w:val="%8."/>
+      <w:lvlJc w:val="left"/>
+      <w:pPr>
+        <w:ind w:left="5760" w:hanging="360"/>
+      </w:pPr>
+    </w:lvl>
+    <w:lvl w:ilvl="8">
+      <w:start w:val="1"/>
+      <w:numFmt w:val="lowerLetter"/>
+      <w:lvlText w:val="%9."/>
+      <w:lvlJc w:val="left"/>
+      <w:pPr>
+        <w:ind w:left="6480" w:hanging="360"/>
+      </w:pPr>
+    </w:lvl>
+  </w:abstractNum>
+  <w:abstractNum w:abstractNumId="994111">
+    <w:nsid w:val="0A994111"/>
+    <w:multiLevelType w:val="multilevel"/>
+    <w:lvl w:ilvl="0">
+      <w:start w:val="11"/>
+      <w:numFmt w:val="decimal"/>
+      <w:lvlText w:val="%1."/>
+      <w:lvlJc w:val="left"/>
+      <w:pPr>
+        <w:ind w:left="720" w:hanging="360"/>
+      </w:pPr>
+    </w:lvl>
+    <w:lvl w:ilvl="1">
+      <w:start w:val="11"/>
+      <w:numFmt w:val="decimal"/>
+      <w:lvlText w:val="%2."/>
+      <w:lvlJc w:val="left"/>
+      <w:pPr>
+        <w:ind w:left="1440" w:hanging="360"/>
+      </w:pPr>
+    </w:lvl>
+    <w:lvl w:ilvl="2">
+      <w:start w:val="11"/>
+      <w:numFmt w:val="decimal"/>
+      <w:lvlText w:val="%3."/>
+      <w:lvlJc w:val="left"/>
+      <w:pPr>
+        <w:ind w:left="2160" w:hanging="360"/>
+      </w:pPr>
+    </w:lvl>
+    <w:lvl w:ilvl="3">
+      <w:start w:val="11"/>
+      <w:numFmt w:val="decimal"/>
+      <w:lvlText w:val="%4."/>
+      <w:lvlJc w:val="left"/>
+      <w:pPr>
+        <w:ind w:left="2880" w:hanging="360"/>
+      </w:pPr>
+    </w:lvl>
+    <w:lvl w:ilvl="4">
+      <w:start w:val="11"/>
+      <w:numFmt w:val="decimal"/>
+      <w:lvlText w:val="%5."/>
+      <w:lvlJc w:val="left"/>
+      <w:pPr>
+        <w:ind w:left="3600" w:hanging="360"/>
+      </w:pPr>
+    </w:lvl>
+    <w:lvl w:ilvl="5">
+      <w:start w:val="11"/>
+      <w:numFmt w:val="decimal"/>
+      <w:lvlText w:val="%6."/>
+      <w:lvlJc w:val="left"/>
+      <w:pPr>
+        <w:ind w:left="4320" w:hanging="360"/>
+      </w:pPr>
+    </w:lvl>
+    <w:lvl w:ilvl="6">
+      <w:start w:val="11"/>
+      <w:numFmt w:val="decimal"/>
+      <w:lvlText w:val="%7."/>
+      <w:lvlJc w:val="left"/>
+      <w:pPr>
+        <w:ind w:left="5040" w:hanging="360"/>
+      </w:pPr>
+    </w:lvl>
+    <w:lvl w:ilvl="7">
+      <w:start w:val="11"/>
+      <w:numFmt w:val="decimal"/>
+      <w:lvlText w:val="%8."/>
+      <w:lvlJc w:val="left"/>
+      <w:pPr>
+        <w:ind w:left="5760" w:hanging="360"/>
+      </w:pPr>
+    </w:lvl>
+    <w:lvl w:ilvl="8">
+      <w:start w:val="11"/>
+      <w:numFmt w:val="decimal"/>
+      <w:lvlText w:val="%9."/>
+      <w:lvlJc w:val="left"/>
+      <w:pPr>
+        <w:ind w:left="6480" w:hanging="360"/>
+      </w:pPr>
+    </w:lvl>
+  </w:abstractNum>
+  <w:abstractNum w:abstractNumId="99412">
+    <w:nsid w:val="00A99412"/>
+    <w:multiLevelType w:val="multilevel"/>
+    <w:lvl w:ilvl="0">
+      <w:start w:val="2"/>
+      <w:numFmt w:val="decimal"/>
+      <w:lvlText w:val="%1."/>
+      <w:lvlJc w:val="left"/>
+      <w:pPr>
+        <w:ind w:left="720" w:hanging="360"/>
+      </w:pPr>
+    </w:lvl>
+    <w:lvl w:ilvl="1">
+      <w:start w:val="2"/>
+      <w:numFmt w:val="decimal"/>
+      <w:lvlText w:val="%2."/>
+      <w:lvlJc w:val="left"/>
+      <w:pPr>
+        <w:ind w:left="1440" w:hanging="360"/>
+      </w:pPr>
+    </w:lvl>
+    <w:lvl w:ilvl="2">
+      <w:start w:val="2"/>
+      <w:numFmt w:val="decimal"/>
+      <w:lvlText w:val="%3."/>
+      <w:lvlJc w:val="left"/>
+      <w:pPr>
+        <w:ind w:left="2160" w:hanging="360"/>
+      </w:pPr>
+    </w:lvl>
+    <w:lvl w:ilvl="3">
+      <w:start w:val="2"/>
+      <w:numFmt w:val="decimal"/>
+      <w:lvlText w:val="%4."/>
+      <w:lvlJc w:val="left"/>
+      <w:pPr>
+        <w:ind w:left="2880" w:hanging="360"/>
+      </w:pPr>
+    </w:lvl>
+    <w:lvl w:ilvl="4">
+      <w:start w:val="2"/>
+      <w:numFmt w:val="decimal"/>
+      <w:lvlText w:val="%5."/>
+      <w:lvlJc w:val="left"/>
+      <w:pPr>
+        <w:ind w:left="3600" w:hanging="360"/>
+      </w:pPr>
+    </w:lvl>
+    <w:lvl w:ilvl="5">
+      <w:start w:val="2"/>
+      <w:numFmt w:val="decimal"/>
+      <w:lvlText w:val="%6."/>
+      <w:lvlJc w:val="left"/>
+      <w:pPr>
+        <w:ind w:left="4320" w:hanging="360"/>
+      </w:pPr>
+    </w:lvl>
+    <w:lvl w:ilvl="6">
+      <w:start w:val="2"/>
+      <w:numFmt w:val="decimal"/>
+      <w:lvlText w:val="%7."/>
+      <w:lvlJc w:val="left"/>
+      <w:pPr>
+        <w:ind w:left="5040" w:hanging="360"/>
+      </w:pPr>
+    </w:lvl>
+    <w:lvl w:ilvl="7">
+      <w:start w:val="2"/>
+      <w:numFmt w:val="decimal"/>
+      <w:lvlText w:val="%8."/>
+      <w:lvlJc w:val="left"/>
+      <w:pPr>
+        <w:ind w:left="5760" w:hanging="360"/>
+      </w:pPr>
+    </w:lvl>
+    <w:lvl w:ilvl="8">
+      <w:start w:val="2"/>
+      <w:numFmt w:val="decimal"/>
+      <w:lvlText w:val="%9."/>
+      <w:lvlJc w:val="left"/>
+      <w:pPr>
+        <w:ind w:left="6480" w:hanging="360"/>
+      </w:pPr>
+    </w:lvl>
+  </w:abstractNum>
   <w:num w16cid:durableId="271983152" w:numId="1">
     <w:abstractNumId w:val="11"/>
   </w:num>
@@ -6756,6 +7695,9 @@
     <w:abstractNumId w:val="990"/>
   </w:num>
   <w:num w:numId="1001">
+    <w:abstractNumId w:val="991"/>
+  </w:num>
+  <w:num w:numId="1002">
     <w:abstractNumId w:val="99411"/>
     <w:lvlOverride w:ilvl="0">
       <w:startOverride w:val="1"/>
@@ -6785,7 +7727,7 @@
       <w:startOverride w:val="1"/>
     </w:lvlOverride>
   </w:num>
-  <w:num w:numId="1002">
+  <w:num w:numId="1003">
     <w:abstractNumId w:val="99721"/>
     <w:lvlOverride w:ilvl="0">
       <w:startOverride w:val="1"/>
@@ -6815,10 +7757,10 @@
       <w:startOverride w:val="1"/>
     </w:lvlOverride>
   </w:num>
-  <w:num w:numId="1003">
+  <w:num w:numId="1004">
     <w:abstractNumId w:val="991"/>
   </w:num>
-  <w:num w:numId="1004">
+  <w:num w:numId="1005">
     <w:abstractNumId w:val="99722"/>
     <w:lvlOverride w:ilvl="0">
       <w:startOverride w:val="2"/>
@@ -6848,10 +7790,10 @@
       <w:startOverride w:val="2"/>
     </w:lvlOverride>
   </w:num>
-  <w:num w:numId="1005">
+  <w:num w:numId="1006">
     <w:abstractNumId w:val="991"/>
   </w:num>
-  <w:num w:numId="1006">
+  <w:num w:numId="1007">
     <w:abstractNumId w:val="99414"/>
     <w:lvlOverride w:ilvl="0">
       <w:startOverride w:val="4"/>
@@ -6881,7 +7823,7 @@
       <w:startOverride w:val="4"/>
     </w:lvlOverride>
   </w:num>
-  <w:num w:numId="1007">
+  <w:num w:numId="1008">
     <w:abstractNumId w:val="99721"/>
     <w:lvlOverride w:ilvl="0">
       <w:startOverride w:val="1"/>
@@ -6911,7 +7853,7 @@
       <w:startOverride w:val="1"/>
     </w:lvlOverride>
   </w:num>
-  <w:num w:numId="1008">
+  <w:num w:numId="1009">
     <w:abstractNumId w:val="99723"/>
     <w:lvlOverride w:ilvl="0">
       <w:startOverride w:val="3"/>
@@ -6941,7 +7883,7 @@
       <w:startOverride w:val="3"/>
     </w:lvlOverride>
   </w:num>
-  <w:num w:numId="1009">
+  <w:num w:numId="1010">
     <w:abstractNumId w:val="99411"/>
     <w:lvlOverride w:ilvl="0">
       <w:startOverride w:val="1"/>
@@ -6969,6 +7911,159 @@
     </w:lvlOverride>
     <w:lvlOverride w:ilvl="8">
       <w:startOverride w:val="1"/>
+    </w:lvlOverride>
+  </w:num>
+  <w:num w:numId="1011">
+    <w:abstractNumId w:val="994110"/>
+    <w:lvlOverride w:ilvl="0">
+      <w:startOverride w:val="10"/>
+    </w:lvlOverride>
+    <w:lvlOverride w:ilvl="1">
+      <w:startOverride w:val="10"/>
+    </w:lvlOverride>
+    <w:lvlOverride w:ilvl="2">
+      <w:startOverride w:val="10"/>
+    </w:lvlOverride>
+    <w:lvlOverride w:ilvl="3">
+      <w:startOverride w:val="10"/>
+    </w:lvlOverride>
+    <w:lvlOverride w:ilvl="4">
+      <w:startOverride w:val="10"/>
+    </w:lvlOverride>
+    <w:lvlOverride w:ilvl="5">
+      <w:startOverride w:val="10"/>
+    </w:lvlOverride>
+    <w:lvlOverride w:ilvl="6">
+      <w:startOverride w:val="10"/>
+    </w:lvlOverride>
+    <w:lvlOverride w:ilvl="7">
+      <w:startOverride w:val="10"/>
+    </w:lvlOverride>
+    <w:lvlOverride w:ilvl="8">
+      <w:startOverride w:val="10"/>
+    </w:lvlOverride>
+  </w:num>
+  <w:num w:numId="1012">
+    <w:abstractNumId w:val="99711"/>
+    <w:lvlOverride w:ilvl="0">
+      <w:startOverride w:val="1"/>
+    </w:lvlOverride>
+    <w:lvlOverride w:ilvl="1">
+      <w:startOverride w:val="1"/>
+    </w:lvlOverride>
+    <w:lvlOverride w:ilvl="2">
+      <w:startOverride w:val="1"/>
+    </w:lvlOverride>
+    <w:lvlOverride w:ilvl="3">
+      <w:startOverride w:val="1"/>
+    </w:lvlOverride>
+    <w:lvlOverride w:ilvl="4">
+      <w:startOverride w:val="1"/>
+    </w:lvlOverride>
+    <w:lvlOverride w:ilvl="5">
+      <w:startOverride w:val="1"/>
+    </w:lvlOverride>
+    <w:lvlOverride w:ilvl="6">
+      <w:startOverride w:val="1"/>
+    </w:lvlOverride>
+    <w:lvlOverride w:ilvl="7">
+      <w:startOverride w:val="1"/>
+    </w:lvlOverride>
+    <w:lvlOverride w:ilvl="8">
+      <w:startOverride w:val="1"/>
+    </w:lvlOverride>
+  </w:num>
+  <w:num w:numId="1013">
+    <w:abstractNumId w:val="994111"/>
+    <w:lvlOverride w:ilvl="0">
+      <w:startOverride w:val="11"/>
+    </w:lvlOverride>
+    <w:lvlOverride w:ilvl="1">
+      <w:startOverride w:val="11"/>
+    </w:lvlOverride>
+    <w:lvlOverride w:ilvl="2">
+      <w:startOverride w:val="11"/>
+    </w:lvlOverride>
+    <w:lvlOverride w:ilvl="3">
+      <w:startOverride w:val="11"/>
+    </w:lvlOverride>
+    <w:lvlOverride w:ilvl="4">
+      <w:startOverride w:val="11"/>
+    </w:lvlOverride>
+    <w:lvlOverride w:ilvl="5">
+      <w:startOverride w:val="11"/>
+    </w:lvlOverride>
+    <w:lvlOverride w:ilvl="6">
+      <w:startOverride w:val="11"/>
+    </w:lvlOverride>
+    <w:lvlOverride w:ilvl="7">
+      <w:startOverride w:val="11"/>
+    </w:lvlOverride>
+    <w:lvlOverride w:ilvl="8">
+      <w:startOverride w:val="11"/>
+    </w:lvlOverride>
+  </w:num>
+  <w:num w:numId="1014">
+    <w:abstractNumId w:val="99411"/>
+    <w:lvlOverride w:ilvl="0">
+      <w:startOverride w:val="1"/>
+    </w:lvlOverride>
+    <w:lvlOverride w:ilvl="1">
+      <w:startOverride w:val="1"/>
+    </w:lvlOverride>
+    <w:lvlOverride w:ilvl="2">
+      <w:startOverride w:val="1"/>
+    </w:lvlOverride>
+    <w:lvlOverride w:ilvl="3">
+      <w:startOverride w:val="1"/>
+    </w:lvlOverride>
+    <w:lvlOverride w:ilvl="4">
+      <w:startOverride w:val="1"/>
+    </w:lvlOverride>
+    <w:lvlOverride w:ilvl="5">
+      <w:startOverride w:val="1"/>
+    </w:lvlOverride>
+    <w:lvlOverride w:ilvl="6">
+      <w:startOverride w:val="1"/>
+    </w:lvlOverride>
+    <w:lvlOverride w:ilvl="7">
+      <w:startOverride w:val="1"/>
+    </w:lvlOverride>
+    <w:lvlOverride w:ilvl="8">
+      <w:startOverride w:val="1"/>
+    </w:lvlOverride>
+  </w:num>
+  <w:num w:numId="1015">
+    <w:abstractNumId w:val="991"/>
+  </w:num>
+  <w:num w:numId="1016">
+    <w:abstractNumId w:val="99412"/>
+    <w:lvlOverride w:ilvl="0">
+      <w:startOverride w:val="2"/>
+    </w:lvlOverride>
+    <w:lvlOverride w:ilvl="1">
+      <w:startOverride w:val="2"/>
+    </w:lvlOverride>
+    <w:lvlOverride w:ilvl="2">
+      <w:startOverride w:val="2"/>
+    </w:lvlOverride>
+    <w:lvlOverride w:ilvl="3">
+      <w:startOverride w:val="2"/>
+    </w:lvlOverride>
+    <w:lvlOverride w:ilvl="4">
+      <w:startOverride w:val="2"/>
+    </w:lvlOverride>
+    <w:lvlOverride w:ilvl="5">
+      <w:startOverride w:val="2"/>
+    </w:lvlOverride>
+    <w:lvlOverride w:ilvl="6">
+      <w:startOverride w:val="2"/>
+    </w:lvlOverride>
+    <w:lvlOverride w:ilvl="7">
+      <w:startOverride w:val="2"/>
+    </w:lvlOverride>
+    <w:lvlOverride w:ilvl="8">
+      <w:startOverride w:val="2"/>
     </w:lvlOverride>
   </w:num>
 </w:numbering>
